--- a/docs/Documentacao-Capa-e-Conteudo.docx
+++ b/docs/Documentacao-Capa-e-Conteudo.docx
@@ -862,7 +862,7 @@
           <w:sz w:val="24"/>
           <w:szCs w:val="24"/>
         </w:rPr>
-        <w:t>RN-05: O certificado somente é emitido mediante a existência de registro de presença para a inscrição correspondente. A cada certificado é atribuído um código único de autenticidade, e novas solicitações de emissão retornam o mesmo documento já gerado (RF-09).</w:t>
+        <w:t>RN-05: O certificado somente é emitido mediante a existência de registro de presença para a inscrição correspondente e após o término do evento, seja pelo horário de encerramento previsto, seja pelo encerramento antecipado feito pelo organizador. Eventos cancelados não geram certificado. A cada certificado é atribuído um código único de autenticidade, e novas solicitações de emissão retornam o mesmo documento já gerado (RF-09).</w:t>
       </w:r>
     </w:p>
     <w:p>
@@ -1045,7 +1045,7 @@
           <w:sz w:val="24"/>
           <w:szCs w:val="24"/>
         </w:rPr>
-        <w:t>O Módulo de Inscrições e Presença administra a ocupação das vagas, a fila de espera e o registro de presença dos participantes durante a realização do evento. Por fim, o Módulo de Certificação valida se o participante cumpriu os requisitos de participação e gera automaticamente o certificado final em PDF, com código de autenticidade destinado à verificação pública.</w:t>
+        <w:t>O Módulo de Inscrições e Presença administra a ocupação das vagas, a fila de espera e o registro de presença dos participantes durante a realização do evento. Por fim, o Módulo de Certificação valida se o participante teve a presença registrada e se o evento já terminou e, cumpridas as duas condições, gera o certificado em PDF, com código de autenticidade destinado à verificação pública.</w:t>
       </w:r>
     </w:p>
     <w:p>
@@ -1397,7 +1397,7 @@
           <w:sz w:val="24"/>
           <w:szCs w:val="24"/>
         </w:rPr>
-        <w:t>RF-09: Gerar certificado para quem compareceu ao evento (Sistema)</w:t>
+        <w:t>RF-09: Gerar certificado para quem compareceu ao evento, após o seu término (Sistema)</w:t>
       </w:r>
     </w:p>
     <w:p>
@@ -23113,7 +23113,7 @@
                 <w:sz w:val="18"/>
                 <w:szCs w:val="18"/>
               </w:rPr>
-              <w:t>Emite o certificado, se houver presença (RF-09)</w:t>
+              <w:t>Emite o certificado, se houver presença e o evento tiver terminado (RF-09)</w:t>
             </w:r>
           </w:p>
         </w:tc>
@@ -25064,7 +25064,7 @@
           <w:sz w:val="24"/>
           <w:szCs w:val="24"/>
         </w:rPr>
-        <w:t>d) A interface armazena o token e o reenvia no cabeçalho de autorização de cada requisição subsequente, no formato Bearer.</w:t>
+        <w:t>d) A interface armazena o token na sessão da aba do navegador, o que permite usar contas diferentes em abas distintas sem que uma substitua a outra, e o reenvia no cabeçalho de autorização de cada requisição subsequente, no formato Bearer.</w:t>
       </w:r>
     </w:p>
     <w:p>
@@ -25271,7 +25271,7 @@
           <w:sz w:val="24"/>
           <w:szCs w:val="24"/>
         </w:rPr>
-        <w:t>No topo da pirâmide estão os testes de ponta a ponta, executados em navegador real por meio do Playwright e distribuídos em quatro arquivos de especificação, com nove verificações. Eles percorrem os fluxos principais da aplicação pela perspectiva do usuário: a navegação no catálogo, a criação de eventos pelo organizador, a inscrição de participantes com formação de fila de espera, o registro de presença, a emissão do certificado e o comportamento do sistema com a inteligência artificial indisponível.</w:t>
+        <w:t>No topo da pirâmide estão os testes de ponta a ponta, executados em navegador real por meio do Playwright e distribuídos em cinco arquivos de especificação, com onze verificações. Eles percorrem os fluxos principais da aplicação pela perspectiva do usuário: a navegação no catálogo, a criação de eventos pelo organizador, a inscrição de participantes com formação de fila de espera, o registro de presença, a emissão do certificado após o encerramento do evento, o uso de contas diferentes em abas do mesmo navegador e o comportamento do sistema com a inteligência artificial indisponível.</w:t>
       </w:r>
     </w:p>
     <w:p>
@@ -25525,7 +25525,7 @@
           <w:sz w:val="24"/>
           <w:szCs w:val="24"/>
         </w:rPr>
-        <w:t>c) Tentativa de emissão de certificado sem registro de presença, que deve ser recusada (RN-05);</w:t>
+        <w:t>c) Tentativa de emissão de certificado sem registro de presença ou antes do término do evento, que deve ser recusada (RN-05);</w:t>
       </w:r>
     </w:p>
     <w:p>
@@ -28394,7 +28394,7 @@
                 <w:sz w:val="18"/>
                 <w:szCs w:val="18"/>
               </w:rPr>
-              <w:t>Certificado emitido sem presença registrada</w:t>
+              <w:t>Certificado emitido sem presença registrada ou antes do fim do evento</w:t>
             </w:r>
           </w:p>
         </w:tc>
@@ -28423,7 +28423,7 @@
                 <w:sz w:val="18"/>
                 <w:szCs w:val="18"/>
               </w:rPr>
-              <w:t>Verificação de presença ausente ou posicionada após a geração do arquivo</w:t>
+              <w:t>Verificação de presença ou do término do evento ausente, ou posicionada após a gravação do certificado</w:t>
             </w:r>
           </w:p>
         </w:tc>
@@ -28452,7 +28452,187 @@
                 <w:sz w:val="18"/>
                 <w:szCs w:val="18"/>
               </w:rPr>
-              <w:t>A consulta ao registro de presença deve anteceder a geração do PDF, conforme o diagrama de interação do Apêndice A (RN-05)</w:t>
+              <w:t>A consulta ao registro de presença e ao término do evento deve anteceder a gravação do certificado, conforme o diagrama de interação do Apêndice A (RN-05)</w:t>
+            </w:r>
+          </w:p>
+        </w:tc>
+      </w:tr>
+      <w:tr>
+        <w:trPr/>
+        <w:tc>
+          <w:tcPr>
+            <w:tcW w:w="2563" w:type="dxa"/>
+            <w:tcBorders>
+              <w:top w:val="single" w:sz="4" w:space="0" w:color="999999"/>
+              <w:left w:val="single" w:sz="4" w:space="0" w:color="999999"/>
+              <w:bottom w:val="single" w:sz="4" w:space="0" w:color="999999"/>
+              <w:right w:val="single" w:sz="4" w:space="0" w:color="999999"/>
+            </w:tcBorders>
+          </w:tcPr>
+          <w:p>
+            <w:pPr>
+              <w:pStyle w:val="Normal"/>
+              <w:spacing w:lineRule="exact" w:line="240" w:before="0" w:after="0"/>
+              <w:jc w:val="left"/>
+              <w:rPr/>
+            </w:pPr>
+            <w:r>
+              <w:rPr>
+                <w:rFonts w:eastAsia="Arial" w:cs="Arial"/>
+                <w:b w:val="false"/>
+                <w:bCs w:val="false"/>
+                <w:sz w:val="18"/>
+                <w:szCs w:val="18"/>
+              </w:rPr>
+              <w:t>Botão de certificado não aparece para o participante</w:t>
+            </w:r>
+          </w:p>
+        </w:tc>
+        <w:tc>
+          <w:tcPr>
+            <w:tcW w:w="2563" w:type="dxa"/>
+            <w:tcBorders>
+              <w:top w:val="single" w:sz="4" w:space="0" w:color="999999"/>
+              <w:left w:val="single" w:sz="4" w:space="0" w:color="999999"/>
+              <w:bottom w:val="single" w:sz="4" w:space="0" w:color="999999"/>
+              <w:right w:val="single" w:sz="4" w:space="0" w:color="999999"/>
+            </w:tcBorders>
+          </w:tcPr>
+          <w:p>
+            <w:pPr>
+              <w:pStyle w:val="Normal"/>
+              <w:spacing w:lineRule="exact" w:line="240" w:before="0" w:after="0"/>
+              <w:jc w:val="left"/>
+              <w:rPr/>
+            </w:pPr>
+            <w:r>
+              <w:rPr>
+                <w:rFonts w:eastAsia="Arial" w:cs="Arial"/>
+                <w:b w:val="false"/>
+                <w:bCs w:val="false"/>
+                <w:sz w:val="18"/>
+                <w:szCs w:val="18"/>
+              </w:rPr>
+              <w:t>Presença ainda não registrada ou evento ainda em curso</w:t>
+            </w:r>
+          </w:p>
+        </w:tc>
+        <w:tc>
+          <w:tcPr>
+            <w:tcW w:w="3945" w:type="dxa"/>
+            <w:tcBorders>
+              <w:top w:val="single" w:sz="4" w:space="0" w:color="999999"/>
+              <w:left w:val="single" w:sz="4" w:space="0" w:color="999999"/>
+              <w:bottom w:val="single" w:sz="4" w:space="0" w:color="999999"/>
+              <w:right w:val="single" w:sz="4" w:space="0" w:color="999999"/>
+            </w:tcBorders>
+          </w:tcPr>
+          <w:p>
+            <w:pPr>
+              <w:pStyle w:val="Normal"/>
+              <w:spacing w:lineRule="exact" w:line="240" w:before="0" w:after="0"/>
+              <w:jc w:val="left"/>
+              <w:rPr/>
+            </w:pPr>
+            <w:r>
+              <w:rPr>
+                <w:rFonts w:eastAsia="Arial" w:cs="Arial"/>
+                <w:b w:val="false"/>
+                <w:bCs w:val="false"/>
+                <w:sz w:val="18"/>
+                <w:szCs w:val="18"/>
+              </w:rPr>
+              <w:t>Registrar a presença e aguardar o horário de fim ou encerrar o evento; o certificado é liberado no que ocorrer primeiro (RN-05)</w:t>
+            </w:r>
+          </w:p>
+        </w:tc>
+      </w:tr>
+      <w:tr>
+        <w:trPr/>
+        <w:tc>
+          <w:tcPr>
+            <w:tcW w:w="2563" w:type="dxa"/>
+            <w:tcBorders>
+              <w:top w:val="single" w:sz="4" w:space="0" w:color="999999"/>
+              <w:left w:val="single" w:sz="4" w:space="0" w:color="999999"/>
+              <w:bottom w:val="single" w:sz="4" w:space="0" w:color="999999"/>
+              <w:right w:val="single" w:sz="4" w:space="0" w:color="999999"/>
+            </w:tcBorders>
+          </w:tcPr>
+          <w:p>
+            <w:pPr>
+              <w:pStyle w:val="Normal"/>
+              <w:spacing w:lineRule="exact" w:line="240" w:before="0" w:after="0"/>
+              <w:jc w:val="left"/>
+              <w:rPr/>
+            </w:pPr>
+            <w:r>
+              <w:rPr>
+                <w:rFonts w:eastAsia="Arial" w:cs="Arial"/>
+                <w:b w:val="false"/>
+                <w:bCs w:val="false"/>
+                <w:sz w:val="18"/>
+                <w:szCs w:val="18"/>
+              </w:rPr>
+              <w:t>Evento não aparece no catálogo para outras pessoas</w:t>
+            </w:r>
+          </w:p>
+        </w:tc>
+        <w:tc>
+          <w:tcPr>
+            <w:tcW w:w="2563" w:type="dxa"/>
+            <w:tcBorders>
+              <w:top w:val="single" w:sz="4" w:space="0" w:color="999999"/>
+              <w:left w:val="single" w:sz="4" w:space="0" w:color="999999"/>
+              <w:bottom w:val="single" w:sz="4" w:space="0" w:color="999999"/>
+              <w:right w:val="single" w:sz="4" w:space="0" w:color="999999"/>
+            </w:tcBorders>
+          </w:tcPr>
+          <w:p>
+            <w:pPr>
+              <w:pStyle w:val="Normal"/>
+              <w:spacing w:lineRule="exact" w:line="240" w:before="0" w:after="0"/>
+              <w:jc w:val="left"/>
+              <w:rPr/>
+            </w:pPr>
+            <w:r>
+              <w:rPr>
+                <w:rFonts w:eastAsia="Arial" w:cs="Arial"/>
+                <w:b w:val="false"/>
+                <w:bCs w:val="false"/>
+                <w:sz w:val="18"/>
+                <w:szCs w:val="18"/>
+              </w:rPr>
+              <w:t>Evento em rascunho ou marcado como em andamento</w:t>
+            </w:r>
+          </w:p>
+        </w:tc>
+        <w:tc>
+          <w:tcPr>
+            <w:tcW w:w="3945" w:type="dxa"/>
+            <w:tcBorders>
+              <w:top w:val="single" w:sz="4" w:space="0" w:color="999999"/>
+              <w:left w:val="single" w:sz="4" w:space="0" w:color="999999"/>
+              <w:bottom w:val="single" w:sz="4" w:space="0" w:color="999999"/>
+              <w:right w:val="single" w:sz="4" w:space="0" w:color="999999"/>
+            </w:tcBorders>
+          </w:tcPr>
+          <w:p>
+            <w:pPr>
+              <w:pStyle w:val="Normal"/>
+              <w:spacing w:lineRule="exact" w:line="240" w:before="0" w:after="0"/>
+              <w:jc w:val="left"/>
+              <w:rPr/>
+            </w:pPr>
+            <w:r>
+              <w:rPr>
+                <w:rFonts w:eastAsia="Arial" w:cs="Arial"/>
+                <w:b w:val="false"/>
+                <w:bCs w:val="false"/>
+                <w:sz w:val="18"/>
+                <w:szCs w:val="18"/>
+              </w:rPr>
+              <w:t>Publicar o evento: o catálogo lista apenas eventos publicados (RF-04), e marcá-lo como em andamento o retira da listagem</w:t>
             </w:r>
           </w:p>
         </w:tc>
@@ -30028,7 +30208,7 @@
           <w:sz w:val="20"/>
           <w:szCs w:val="20"/>
         </w:rPr>
-        <w:t>Ciclo de vida do evento conforme as transições permitidas por StatusEvento. Somente a situação PUBLICADO aceita inscrições, e as situações ENCERRADO e CANCELADO são terminais, sem edição nem novas inscrições (RN-09).</w:t>
+        <w:t>Ciclo de vida do evento conforme as transições permitidas por StatusEvento. Somente a situação PUBLICADO aceita inscrições, e as situações ENCERRADO e CANCELADO são terminais, sem edição nem novas inscrições (RN-09). Encerrar o evento, mesmo antes do horário previsto, libera o certificado de quem teve presença registrada (RN-05).</w:t>
       </w:r>
     </w:p>
     <w:p>
@@ -30231,7 +30411,7 @@
         <w:rPr/>
         <w:drawing>
           <wp:inline distT="0" distB="0" distL="0" distR="0">
-            <wp:extent cx="7626350" cy="4140200"/>
+            <wp:extent cx="6440170" cy="4140200"/>
             <wp:effectExtent l="0" t="0" r="0" b="0"/>
             <wp:docPr id="14" name="Imagem 509" descr="Apêndice A.6a — Diagrama de Interação: Emissão de Certificado"/>
             <wp:cNvGraphicFramePr>
@@ -30255,7 +30435,7 @@
                   <pic:spPr bwMode="auto">
                     <a:xfrm>
                       <a:off x="0" y="0"/>
-                      <a:ext cx="7626350" cy="4140200"/>
+                      <a:ext cx="6440170" cy="4140200"/>
                     </a:xfrm>
                     <a:prstGeom prst="rect">
                       <a:avLst/>
@@ -30310,7 +30490,7 @@
           <w:sz w:val="20"/>
           <w:szCs w:val="20"/>
         </w:rPr>
-        <w:t>Emissão do certificado (RF-09). A operação é idempotente: um certificado já emitido é devolvido sem nova gravação. Sem registro de presença, a emissão é recusada com PRESENCA_NAO_REGISTRADA (RN-05). O código de autenticidade é gerado no construtor de Certificado, e nenhum arquivo PDF é produzido nesta etapa.</w:t>
+        <w:t>Emissão do certificado (RF-09). A operação é idempotente: um certificado já emitido é devolvido sem nova gravação. A emissão exige presença registrada e evento terminado, pelo horário de fim ou pelo encerramento antecipado do organizador (RN-05); sem uma das condições, é recusada com PRESENCA_NAO_REGISTRADA ou EVENTO_NAO_TERMINADO. O código de autenticidade é gerado no construtor de Certificado, e nenhum arquivo PDF é produzido nesta etapa.</w:t>
       </w:r>
     </w:p>
     <w:p>

--- a/docs/Documentacao-Capa-e-Conteudo.docx
+++ b/docs/Documentacao-Capa-e-Conteudo.docx
@@ -19677,7 +19677,7 @@
           <w:sz w:val="24"/>
           <w:szCs w:val="24"/>
         </w:rPr>
-        <w:t>a) Obter o código-fonte a partir do repositório remoto e acessar o diretório criado.</w:t>
+        <w:t>a) Obter o código-fonte a partir do repositório remoto, disponível em https://github.com/Jayzmatos22/GerenciadorDeEventos, e acessar o diretório criado.</w:t>
       </w:r>
     </w:p>
     <w:p>
